--- a/reports/Проектная практика отчет Dark Machine.docx
+++ b/reports/Проектная практика отчет Dark Machine.docx
@@ -123,8 +123,9 @@
           <w:iCs/>
           <w:sz w:val="24"/>
         </w:rPr>
-        <w:t>Информатик</w:t>
-      </w:r>
+        <w:t xml:space="preserve">Информатика и информационные </w:t>
+      </w:r>
+      <w:proofErr w:type="gramStart"/>
       <w:r>
         <w:rPr>
           <w:rFonts w:ascii="Times New Roman" w:hAnsi="Times New Roman" w:cs="Times New Roman"/>
@@ -134,63 +135,7 @@
           <w:iCs/>
           <w:sz w:val="24"/>
         </w:rPr>
-        <w:t>а</w:t>
-      </w:r>
-      <w:r>
-        <w:rPr>
-          <w:rFonts w:ascii="Times New Roman" w:hAnsi="Times New Roman" w:cs="Times New Roman"/>
-          <w:b/>
-          <w:bCs/>
-          <w:i/>
-          <w:iCs/>
-          <w:sz w:val="24"/>
-        </w:rPr>
-        <w:t xml:space="preserve"> и информационны</w:t>
-      </w:r>
-      <w:r>
-        <w:rPr>
-          <w:rFonts w:ascii="Times New Roman" w:hAnsi="Times New Roman" w:cs="Times New Roman"/>
-          <w:b/>
-          <w:bCs/>
-          <w:i/>
-          <w:iCs/>
-          <w:sz w:val="24"/>
-        </w:rPr>
-        <w:t>е</w:t>
-      </w:r>
-      <w:r>
-        <w:rPr>
-          <w:rFonts w:ascii="Times New Roman" w:hAnsi="Times New Roman" w:cs="Times New Roman"/>
-          <w:b/>
-          <w:bCs/>
-          <w:i/>
-          <w:iCs/>
-          <w:sz w:val="24"/>
-        </w:rPr>
-        <w:t xml:space="preserve"> </w:t>
-      </w:r>
-      <w:proofErr w:type="gramStart"/>
-      <w:r>
-        <w:rPr>
-          <w:rFonts w:ascii="Times New Roman" w:hAnsi="Times New Roman" w:cs="Times New Roman"/>
-          <w:b/>
-          <w:bCs/>
-          <w:i/>
-          <w:iCs/>
-          <w:sz w:val="24"/>
-        </w:rPr>
-        <w:t>технологи</w:t>
-      </w:r>
-      <w:r>
-        <w:rPr>
-          <w:rFonts w:ascii="Times New Roman" w:hAnsi="Times New Roman" w:cs="Times New Roman"/>
-          <w:b/>
-          <w:bCs/>
-          <w:i/>
-          <w:iCs/>
-          <w:sz w:val="24"/>
-        </w:rPr>
-        <w:t>и</w:t>
+        <w:t>технологии</w:t>
       </w:r>
       <w:r>
         <w:rPr>
@@ -240,16 +185,7 @@
           <w:bCs/>
           <w:sz w:val="24"/>
         </w:rPr>
-        <w:t xml:space="preserve"> </w:t>
-      </w:r>
-      <w:r>
-        <w:rPr>
-          <w:rFonts w:ascii="Times New Roman" w:hAnsi="Times New Roman" w:cs="Times New Roman"/>
-          <w:b/>
-          <w:bCs/>
-          <w:sz w:val="24"/>
-        </w:rPr>
-        <w:t xml:space="preserve">09.03.02 </w:t>
+        <w:t xml:space="preserve"> 09.03.02 </w:t>
       </w:r>
       <w:r>
         <w:rPr>
@@ -399,7 +335,16 @@
           <w:sz w:val="28"/>
           <w:lang w:eastAsia="en-US" w:bidi="en-US"/>
         </w:rPr>
-        <w:t>Кириллов Захар</w:t>
+        <w:t>Кирилов</w:t>
+      </w:r>
+      <w:r>
+        <w:rPr>
+          <w:rFonts w:ascii="Times New Roman" w:eastAsia="Times New Roman" w:hAnsi="Times New Roman" w:cs="Times New Roman"/>
+          <w:color w:val="000000"/>
+          <w:sz w:val="28"/>
+          <w:lang w:eastAsia="en-US" w:bidi="en-US"/>
+        </w:rPr>
+        <w:t xml:space="preserve"> Захар</w:t>
       </w:r>
       <w:r>
         <w:rPr>
@@ -665,7 +610,7 @@
           <w:color w:val="000000"/>
           <w:sz w:val="28"/>
           <w:szCs w:val="28"/>
-          <w:lang w:val="en-US" w:eastAsia="en-US" w:bidi="en-US"/>
+          <w:lang w:eastAsia="en-US" w:bidi="en-US"/>
         </w:rPr>
       </w:pPr>
       <w:r>
@@ -684,7 +629,7 @@
           <w:color w:val="000000"/>
           <w:sz w:val="28"/>
           <w:szCs w:val="28"/>
-          <w:lang w:val="en-US" w:eastAsia="en-US" w:bidi="en-US"/>
+          <w:lang w:eastAsia="en-US" w:bidi="en-US"/>
         </w:rPr>
         <w:t>6</w:t>
       </w:r>
@@ -2205,7 +2150,6 @@
           <w:rFonts w:ascii="Times New Roman" w:eastAsia="Times New Roman" w:hAnsi="Times New Roman" w:cs="Times New Roman"/>
           <w:sz w:val="40"/>
           <w:szCs w:val="40"/>
-          <w:lang w:val="en-US"/>
         </w:rPr>
       </w:pPr>
       <w:r>
@@ -2222,7 +2166,6 @@
       <w:pPr>
         <w:rPr>
           <w:rFonts w:ascii="Times New Roman" w:hAnsi="Times New Roman" w:cs="Times New Roman"/>
-          <w:lang w:val="en-US"/>
         </w:rPr>
       </w:pPr>
     </w:p>
@@ -2241,31 +2184,7 @@
           <w:sz w:val="40"/>
           <w:szCs w:val="40"/>
         </w:rPr>
-        <w:t>2.</w:t>
-      </w:r>
-      <w:r>
-        <w:rPr>
-          <w:rFonts w:ascii="Times New Roman" w:hAnsi="Times New Roman" w:cs="Times New Roman"/>
-          <w:sz w:val="40"/>
-          <w:szCs w:val="40"/>
-        </w:rPr>
-        <w:t>1</w:t>
-      </w:r>
-      <w:r>
-        <w:rPr>
-          <w:rFonts w:ascii="Times New Roman" w:hAnsi="Times New Roman" w:cs="Times New Roman"/>
-          <w:sz w:val="40"/>
-          <w:szCs w:val="40"/>
-        </w:rPr>
-        <w:t xml:space="preserve"> </w:t>
-      </w:r>
-      <w:r>
-        <w:rPr>
-          <w:rFonts w:ascii="Times New Roman" w:hAnsi="Times New Roman" w:cs="Times New Roman"/>
-          <w:sz w:val="40"/>
-          <w:szCs w:val="40"/>
-        </w:rPr>
-        <w:t>Наименование заказчика</w:t>
+        <w:t>2.1 Наименование заказчика</w:t>
       </w:r>
     </w:p>
     <w:p>
@@ -2621,7 +2540,16 @@
           <w:sz w:val="28"/>
           <w:szCs w:val="28"/>
         </w:rPr>
-        <w:t>Кириллов Захар</w:t>
+        <w:t>Кирилов</w:t>
+      </w:r>
+      <w:r>
+        <w:rPr>
+          <w:rFonts w:ascii="Times New Roman" w:hAnsi="Times New Roman" w:cs="Times New Roman"/>
+          <w:b/>
+          <w:sz w:val="28"/>
+          <w:szCs w:val="28"/>
+        </w:rPr>
+        <w:t xml:space="preserve"> Захар</w:t>
       </w:r>
     </w:p>
     <w:p>
@@ -3125,28 +3053,7 @@
           <w:sz w:val="40"/>
           <w:szCs w:val="40"/>
         </w:rPr>
-        <w:t>2.</w:t>
-      </w:r>
-      <w:r>
-        <w:rPr>
-          <w:sz w:val="40"/>
-          <w:szCs w:val="40"/>
-        </w:rPr>
-        <w:t>3</w:t>
-      </w:r>
-      <w:r>
-        <w:rPr>
-          <w:sz w:val="40"/>
-          <w:szCs w:val="40"/>
-        </w:rPr>
-        <w:t xml:space="preserve"> </w:t>
-      </w:r>
-      <w:r>
-        <w:rPr>
-          <w:sz w:val="40"/>
-          <w:szCs w:val="40"/>
-        </w:rPr>
-        <w:t xml:space="preserve">Описание </w:t>
+        <w:t xml:space="preserve">2.3 Описание </w:t>
       </w:r>
       <w:r>
         <w:rPr>
@@ -3626,7 +3533,6 @@
         <w:rPr>
           <w:sz w:val="40"/>
           <w:szCs w:val="40"/>
-          <w:lang w:val="en-US"/>
         </w:rPr>
         <w:t>4</w:t>
       </w:r>
@@ -3641,7 +3547,6 @@
         <w:rPr>
           <w:sz w:val="40"/>
           <w:szCs w:val="40"/>
-          <w:lang w:val="en-US"/>
         </w:rPr>
         <w:t>1</w:t>
       </w:r>
@@ -3923,13 +3828,20 @@
           <w:szCs w:val="40"/>
           <w:lang w:val="en-US"/>
         </w:rPr>
-        <w:t>HTML-</w:t>
+        <w:t>HTML</w:t>
       </w:r>
       <w:r>
         <w:rPr>
           <w:sz w:val="40"/>
           <w:szCs w:val="40"/>
         </w:rPr>
+        <w:t>-</w:t>
+      </w:r>
+      <w:r>
+        <w:rPr>
+          <w:sz w:val="40"/>
+          <w:szCs w:val="40"/>
+        </w:rPr>
         <w:t>кода сайта</w:t>
       </w:r>
     </w:p>
@@ -3939,17 +3851,33 @@
           <w:rFonts w:ascii="Times New Roman" w:hAnsi="Times New Roman" w:cs="Times New Roman"/>
           <w:sz w:val="28"/>
           <w:szCs w:val="28"/>
-          <w:lang w:val="en-US"/>
-        </w:rPr>
-      </w:pPr>
-      <w:r>
-        <w:rPr>
-          <w:rFonts w:ascii="Times New Roman" w:hAnsi="Times New Roman" w:cs="Times New Roman"/>
-          <w:sz w:val="28"/>
-          <w:szCs w:val="28"/>
-          <w:lang w:val="en-US"/>
-        </w:rPr>
-        <w:t>Index.html</w:t>
+        </w:rPr>
+      </w:pPr>
+      <w:r>
+        <w:rPr>
+          <w:rFonts w:ascii="Times New Roman" w:hAnsi="Times New Roman" w:cs="Times New Roman"/>
+          <w:sz w:val="28"/>
+          <w:szCs w:val="28"/>
+          <w:lang w:val="en-US"/>
+        </w:rPr>
+        <w:t>Index</w:t>
+      </w:r>
+      <w:r>
+        <w:rPr>
+          <w:rFonts w:ascii="Times New Roman" w:hAnsi="Times New Roman" w:cs="Times New Roman"/>
+          <w:sz w:val="28"/>
+          <w:szCs w:val="28"/>
+        </w:rPr>
+        <w:t>.</w:t>
+      </w:r>
+      <w:r>
+        <w:rPr>
+          <w:rFonts w:ascii="Times New Roman" w:hAnsi="Times New Roman" w:cs="Times New Roman"/>
+          <w:sz w:val="28"/>
+          <w:szCs w:val="28"/>
+          <w:lang w:val="en-US"/>
+        </w:rPr>
+        <w:t>html</w:t>
       </w:r>
     </w:p>
     <w:p>
@@ -5336,60 +5264,88 @@
       </w:r>
     </w:p>
     <w:p>
-      <w:pPr>
-        <w:rPr>
-          <w:lang w:val="en-US"/>
-        </w:rPr>
-      </w:pPr>
-      <w:r>
-        <w:rPr>
-          <w:lang w:val="en-US"/>
-        </w:rPr>
-        <w:t xml:space="preserve">        &lt;p&gt;&lt;strong&gt;Dark Machine&lt;/strong&gt; — </w:t>
+      <w:r>
+        <w:rPr>
+          <w:lang w:val="en-US"/>
+        </w:rPr>
+        <w:t xml:space="preserve">        </w:t>
+      </w:r>
+      <w:r>
+        <w:t>&lt;</w:t>
+      </w:r>
+      <w:r>
+        <w:rPr>
+          <w:lang w:val="en-US"/>
+        </w:rPr>
+        <w:t>p</w:t>
+      </w:r>
+      <w:r>
+        <w:t>&gt;&lt;</w:t>
+      </w:r>
+      <w:r>
+        <w:rPr>
+          <w:lang w:val="en-US"/>
+        </w:rPr>
+        <w:t>strong</w:t>
+      </w:r>
+      <w:r>
+        <w:t>&gt;</w:t>
+      </w:r>
+      <w:r>
+        <w:rPr>
+          <w:lang w:val="en-US"/>
+        </w:rPr>
+        <w:t>Dark</w:t>
+      </w:r>
+      <w:r>
+        <w:t xml:space="preserve"> </w:t>
+      </w:r>
+      <w:r>
+        <w:rPr>
+          <w:lang w:val="en-US"/>
+        </w:rPr>
+        <w:t>Machine</w:t>
+      </w:r>
+      <w:r>
+        <w:t>&lt;/</w:t>
+      </w:r>
+      <w:r>
+        <w:rPr>
+          <w:lang w:val="en-US"/>
+        </w:rPr>
+        <w:t>strong</w:t>
+      </w:r>
+      <w:r>
+        <w:t xml:space="preserve">&gt; — </w:t>
       </w:r>
       <w:r>
         <w:t>инди</w:t>
       </w:r>
       <w:r>
-        <w:rPr>
-          <w:lang w:val="en-US"/>
-        </w:rPr>
         <w:t>-</w:t>
       </w:r>
       <w:r>
         <w:t>игра</w:t>
       </w:r>
       <w:r>
-        <w:rPr>
-          <w:lang w:val="en-US"/>
-        </w:rPr>
         <w:t xml:space="preserve"> </w:t>
       </w:r>
       <w:r>
         <w:t>в</w:t>
       </w:r>
       <w:r>
-        <w:rPr>
-          <w:lang w:val="en-US"/>
-        </w:rPr>
         <w:t xml:space="preserve"> </w:t>
       </w:r>
       <w:r>
         <w:t>жанре</w:t>
       </w:r>
       <w:r>
-        <w:rPr>
-          <w:lang w:val="en-US"/>
-        </w:rPr>
         <w:t xml:space="preserve"> </w:t>
       </w:r>
       <w:r>
         <w:t>пиксельной</w:t>
       </w:r>
       <w:r>
-        <w:rPr>
-          <w:lang w:val="en-US"/>
-        </w:rPr>
         <w:t xml:space="preserve"> </w:t>
       </w:r>
       <w:proofErr w:type="spellStart"/>
@@ -5398,139 +5354,464 @@
       </w:r>
       <w:proofErr w:type="spellEnd"/>
       <w:r>
-        <w:rPr>
-          <w:lang w:val="en-US"/>
-        </w:rPr>
         <w:t xml:space="preserve">, </w:t>
       </w:r>
       <w:r>
         <w:t>разрабатываемая</w:t>
       </w:r>
       <w:r>
-        <w:rPr>
-          <w:lang w:val="en-US"/>
-        </w:rPr>
         <w:t xml:space="preserve"> </w:t>
       </w:r>
       <w:r>
         <w:t>командой</w:t>
       </w:r>
       <w:r>
-        <w:rPr>
-          <w:lang w:val="en-US"/>
-        </w:rPr>
         <w:t xml:space="preserve"> </w:t>
       </w:r>
       <w:r>
         <w:t>из</w:t>
       </w:r>
       <w:r>
-        <w:rPr>
-          <w:lang w:val="en-US"/>
-        </w:rPr>
         <w:t xml:space="preserve"> 6 </w:t>
       </w:r>
       <w:r>
         <w:t>человек</w:t>
       </w:r>
       <w:r>
-        <w:rPr>
-          <w:lang w:val="en-US"/>
-        </w:rPr>
         <w:t xml:space="preserve"> </w:t>
       </w:r>
       <w:r>
         <w:t>на</w:t>
       </w:r>
       <w:r>
-        <w:rPr>
-          <w:lang w:val="en-US"/>
-        </w:rPr>
         <w:t xml:space="preserve"> </w:t>
       </w:r>
       <w:r>
         <w:t>движке</w:t>
       </w:r>
       <w:r>
-        <w:rPr>
-          <w:lang w:val="en-US"/>
-        </w:rPr>
-        <w:t xml:space="preserve"> Godot </w:t>
+        <w:t xml:space="preserve"> </w:t>
+      </w:r>
+      <w:r>
+        <w:rPr>
+          <w:lang w:val="en-US"/>
+        </w:rPr>
+        <w:t>Godot</w:t>
+      </w:r>
+      <w:r>
+        <w:t xml:space="preserve"> </w:t>
       </w:r>
       <w:proofErr w:type="gramStart"/>
       <w:r>
-        <w:rPr>
-          <w:lang w:val="en-US"/>
-        </w:rPr>
         <w:t>4.&lt;</w:t>
       </w:r>
       <w:proofErr w:type="gramEnd"/>
       <w:r>
-        <w:rPr>
-          <w:lang w:val="en-US"/>
-        </w:rPr>
+        <w:t>/</w:t>
+      </w:r>
+      <w:r>
+        <w:rPr>
+          <w:lang w:val="en-US"/>
+        </w:rPr>
+        <w:t>p</w:t>
+      </w:r>
+      <w:r>
+        <w:t>&gt;</w:t>
+      </w:r>
+    </w:p>
+    <w:p>
+      <w:r>
+        <w:rPr>
+          <w:lang w:val="en-US"/>
+        </w:rPr>
+        <w:t> </w:t>
+      </w:r>
+      <w:r>
+        <w:t xml:space="preserve"> </w:t>
+      </w:r>
+      <w:r>
+        <w:rPr>
+          <w:lang w:val="en-US"/>
+        </w:rPr>
+        <w:t> </w:t>
+      </w:r>
+      <w:r>
+        <w:t xml:space="preserve"> </w:t>
+      </w:r>
+      <w:r>
+        <w:rPr>
+          <w:lang w:val="en-US"/>
+        </w:rPr>
+        <w:t> </w:t>
+      </w:r>
+      <w:r>
+        <w:t xml:space="preserve"> </w:t>
+      </w:r>
+      <w:r>
+        <w:rPr>
+          <w:lang w:val="en-US"/>
+        </w:rPr>
+        <w:t> </w:t>
+      </w:r>
+      <w:r>
+        <w:t xml:space="preserve"> </w:t>
+      </w:r>
+      <w:r>
+        <w:t xml:space="preserve">&lt;p&gt;Действие разворачивается в постапокалиптическом мире далёкого будущего, где цивилизация машин полностью вытеснила людей. Единственное место обитания — гигантский завод, созданный роботами для собственного </w:t>
+      </w:r>
+      <w:proofErr w:type="gramStart"/>
+      <w:r>
+        <w:t>воспроизводства.&lt;</w:t>
+      </w:r>
+      <w:proofErr w:type="gramEnd"/>
+      <w:r>
         <w:t>/p&gt;</w:t>
       </w:r>
     </w:p>
     <w:p>
       <w:r>
-        <w:rPr>
-          <w:lang w:val="en-US"/>
-        </w:rPr>
+        <w:t xml:space="preserve">        &lt;p&gt;Главный герой — один из людей, выращенных в капсулах как расходный материал. Из-за критического сбоя его капсула выходит из строя раньше времени, давая ему шанс на побег и </w:t>
+      </w:r>
+      <w:proofErr w:type="gramStart"/>
+      <w:r>
+        <w:t>выживание.&lt;</w:t>
+      </w:r>
+      <w:proofErr w:type="gramEnd"/>
+      <w:r>
+        <w:t>/p&gt;</w:t>
+      </w:r>
+    </w:p>
+    <w:p>
+      <w:r>
+        <w:t>        &lt;p&gt;Ключевая тема игры — &lt;</w:t>
+      </w:r>
+      <w:proofErr w:type="spellStart"/>
+      <w:r>
+        <w:t>strong</w:t>
+      </w:r>
+      <w:proofErr w:type="spellEnd"/>
+      <w:r>
+        <w:t>&gt;парадокс корабля Тесея&lt;/</w:t>
+      </w:r>
+      <w:proofErr w:type="spellStart"/>
+      <w:r>
+        <w:t>strong</w:t>
+      </w:r>
+      <w:proofErr w:type="spellEnd"/>
+      <w:r>
+        <w:t xml:space="preserve">&gt;: если заменять себя по частям, остаёшься ли ты </w:t>
+      </w:r>
+      <w:proofErr w:type="gramStart"/>
+      <w:r>
+        <w:t>собой?&lt;</w:t>
+      </w:r>
+      <w:proofErr w:type="gramEnd"/>
+      <w:r>
+        <w:t>/p&gt;</w:t>
+      </w:r>
+    </w:p>
+    <w:p>
+      <w:pPr>
+        <w:rPr>
+          <w:lang w:val="en-US"/>
+        </w:rPr>
+      </w:pPr>
+      <w:r>
+        <w:t xml:space="preserve">      </w:t>
+      </w:r>
+      <w:r>
+        <w:rPr>
+          <w:lang w:val="en-US"/>
+        </w:rPr>
+        <w:t>&lt;/div&gt;</w:t>
+      </w:r>
+    </w:p>
+    <w:p>
+      <w:pPr>
+        <w:rPr>
+          <w:lang w:val="en-US"/>
+        </w:rPr>
+      </w:pPr>
+      <w:r>
+        <w:rPr>
+          <w:lang w:val="en-US"/>
+        </w:rPr>
+        <w:t>      &lt;div class="paths"&gt;</w:t>
+      </w:r>
+    </w:p>
+    <w:p>
+      <w:pPr>
+        <w:rPr>
+          <w:lang w:val="en-US"/>
+        </w:rPr>
+      </w:pPr>
+      <w:r>
+        <w:rPr>
+          <w:lang w:val="en-US"/>
+        </w:rPr>
+        <w:t xml:space="preserve">        &lt;div class="path-card </w:t>
+      </w:r>
+      <w:proofErr w:type="spellStart"/>
+      <w:r>
+        <w:rPr>
+          <w:lang w:val="en-US"/>
+        </w:rPr>
+        <w:t>scav</w:t>
+      </w:r>
+      <w:proofErr w:type="spellEnd"/>
+      <w:r>
+        <w:rPr>
+          <w:lang w:val="en-US"/>
+        </w:rPr>
+        <w:t>"&gt;</w:t>
+      </w:r>
+    </w:p>
+    <w:p>
+      <w:pPr>
+        <w:rPr>
+          <w:lang w:val="en-US"/>
+        </w:rPr>
+      </w:pPr>
+      <w:r>
+        <w:rPr>
+          <w:lang w:val="en-US"/>
+        </w:rPr>
+        <w:t>          &lt;div class="</w:t>
+      </w:r>
+      <w:proofErr w:type="gramStart"/>
+      <w:r>
+        <w:rPr>
+          <w:lang w:val="en-US"/>
+        </w:rPr>
+        <w:t>path-name</w:t>
+      </w:r>
+      <w:proofErr w:type="gramEnd"/>
+      <w:r>
+        <w:rPr>
+          <w:lang w:val="en-US"/>
+        </w:rPr>
+        <w:t>"&gt;</w:t>
+      </w:r>
+      <w:r>
+        <w:rPr>
+          <w:rFonts w:ascii="Segoe UI Symbol" w:hAnsi="Segoe UI Symbol" w:cs="Segoe UI Symbol"/>
+          <w:lang w:val="en-US"/>
+        </w:rPr>
+        <w:t>⚙</w:t>
+      </w:r>
+      <w:r>
+        <w:rPr>
+          <w:lang w:val="en-US"/>
+        </w:rPr>
+        <w:t xml:space="preserve"> </w:t>
+      </w:r>
+      <w:r>
+        <w:t>МУСОРЩИК</w:t>
+      </w:r>
+      <w:r>
+        <w:rPr>
+          <w:lang w:val="en-US"/>
+        </w:rPr>
+        <w:t>&lt;/div&gt;</w:t>
+      </w:r>
+    </w:p>
+    <w:p>
+      <w:r>
+        <w:rPr>
+          <w:lang w:val="en-US"/>
+        </w:rPr>
+        <w:t xml:space="preserve">          </w:t>
+      </w:r>
+      <w:r>
+        <w:t>&lt;</w:t>
+      </w:r>
+      <w:proofErr w:type="spellStart"/>
+      <w:r>
+        <w:t>div</w:t>
+      </w:r>
+      <w:proofErr w:type="spellEnd"/>
+      <w:r>
+        <w:t xml:space="preserve"> </w:t>
+      </w:r>
+      <w:proofErr w:type="spellStart"/>
+      <w:r>
+        <w:t>class</w:t>
+      </w:r>
+      <w:proofErr w:type="spellEnd"/>
+      <w:r>
+        <w:t>="</w:t>
+      </w:r>
+      <w:proofErr w:type="spellStart"/>
+      <w:r>
+        <w:t>path-desc</w:t>
+      </w:r>
+      <w:proofErr w:type="spellEnd"/>
+      <w:proofErr w:type="gramStart"/>
+      <w:r>
+        <w:t>"&gt;Путь</w:t>
+      </w:r>
+      <w:proofErr w:type="gramEnd"/>
+      <w:r>
+        <w:t xml:space="preserve"> человечности. Герой использует подручные инструменты и самодельное оружие. Сохраняет своё «я», но остаётся уязвимым. Карабканье по стенам, хаотичный стиль </w:t>
+      </w:r>
+      <w:proofErr w:type="gramStart"/>
+      <w:r>
+        <w:t>боя.&lt;</w:t>
+      </w:r>
+      <w:proofErr w:type="gramEnd"/>
+      <w:r>
+        <w:t>/</w:t>
+      </w:r>
+      <w:proofErr w:type="spellStart"/>
+      <w:r>
+        <w:t>div</w:t>
+      </w:r>
+      <w:proofErr w:type="spellEnd"/>
+      <w:r>
+        <w:t>&gt;</w:t>
+      </w:r>
+    </w:p>
+    <w:p>
+      <w:pPr>
+        <w:rPr>
+          <w:lang w:val="en-US"/>
+        </w:rPr>
+      </w:pPr>
+      <w:r>
+        <w:lastRenderedPageBreak/>
         <w:t xml:space="preserve">        </w:t>
       </w:r>
       <w:r>
-        <w:t xml:space="preserve">&lt;p&gt;Действие разворачивается в постапокалиптическом мире далёкого будущего, где цивилизация машин полностью вытеснила людей. Единственное место обитания — гигантский завод, созданный роботами для собственного </w:t>
+        <w:rPr>
+          <w:lang w:val="en-US"/>
+        </w:rPr>
+        <w:t>&lt;/div&gt;</w:t>
+      </w:r>
+    </w:p>
+    <w:p>
+      <w:pPr>
+        <w:rPr>
+          <w:lang w:val="en-US"/>
+        </w:rPr>
+      </w:pPr>
+      <w:r>
+        <w:rPr>
+          <w:lang w:val="en-US"/>
+        </w:rPr>
+        <w:t xml:space="preserve">        </w:t>
+      </w:r>
+      <w:r>
+        <w:rPr>
+          <w:lang w:val="en-US"/>
+        </w:rPr>
+        <w:t>&lt;div class="path-card cyborg"&gt;</w:t>
+      </w:r>
+    </w:p>
+    <w:p>
+      <w:pPr>
+        <w:rPr>
+          <w:lang w:val="en-US"/>
+        </w:rPr>
+      </w:pPr>
+      <w:r>
+        <w:rPr>
+          <w:lang w:val="en-US"/>
+        </w:rPr>
+        <w:t>          &lt;div class="</w:t>
       </w:r>
       <w:proofErr w:type="gramStart"/>
       <w:r>
-        <w:t>воспроизводства.&lt;</w:t>
+        <w:rPr>
+          <w:lang w:val="en-US"/>
+        </w:rPr>
+        <w:t>path-name</w:t>
       </w:r>
       <w:proofErr w:type="gramEnd"/>
       <w:r>
-        <w:t>/p&gt;</w:t>
-      </w:r>
-    </w:p>
-    <w:p>
-      <w:r>
-        <w:t xml:space="preserve">        &lt;p&gt;Главный герой — один из людей, выращенных в капсулах как расходный материал. Из-за критического сбоя его капсула выходит из строя раньше времени, давая ему шанс на побег и </w:t>
+        <w:rPr>
+          <w:lang w:val="en-US"/>
+        </w:rPr>
+        <w:t>"&gt;</w:t>
+      </w:r>
+      <w:r>
+        <w:rPr>
+          <w:rFonts w:ascii="Cambria Math" w:hAnsi="Cambria Math" w:cs="Cambria Math"/>
+          <w:lang w:val="en-US"/>
+        </w:rPr>
+        <w:t>◈</w:t>
+      </w:r>
+      <w:r>
+        <w:rPr>
+          <w:lang w:val="en-US"/>
+        </w:rPr>
+        <w:t xml:space="preserve"> </w:t>
+      </w:r>
+      <w:r>
+        <w:t>КИБОРГ</w:t>
+      </w:r>
+      <w:r>
+        <w:rPr>
+          <w:lang w:val="en-US"/>
+        </w:rPr>
+        <w:t>&lt;/div&gt;</w:t>
+      </w:r>
+    </w:p>
+    <w:p>
+      <w:r>
+        <w:rPr>
+          <w:lang w:val="en-US"/>
+        </w:rPr>
+        <w:t>          &lt;div class="path-desc"&gt;</w:t>
+      </w:r>
+      <w:r>
+        <w:t>Путь</w:t>
+      </w:r>
+      <w:r>
+        <w:rPr>
+          <w:lang w:val="en-US"/>
+        </w:rPr>
+        <w:t xml:space="preserve"> </w:t>
+      </w:r>
+      <w:r>
+        <w:t>силы</w:t>
+      </w:r>
+      <w:r>
+        <w:rPr>
+          <w:lang w:val="en-US"/>
+        </w:rPr>
+        <w:t xml:space="preserve">. </w:t>
+      </w:r>
+      <w:r>
+        <w:t xml:space="preserve">Механические аугментации дают превосходство, но постепенно стирают человечность. Ракетные ботинки, усиленные атаки, интеграция с миром </w:t>
       </w:r>
       <w:proofErr w:type="gramStart"/>
       <w:r>
-        <w:t>выживание.&lt;</w:t>
+        <w:t>машин.&lt;</w:t>
       </w:r>
       <w:proofErr w:type="gramEnd"/>
       <w:r>
-        <w:t>/p&gt;</w:t>
-      </w:r>
-    </w:p>
-    <w:p>
-      <w:r>
-        <w:t>        &lt;p&gt;Ключевая тема игры — &lt;</w:t>
-      </w:r>
-      <w:proofErr w:type="spellStart"/>
-      <w:r>
-        <w:t>strong</w:t>
-      </w:r>
-      <w:proofErr w:type="spellEnd"/>
-      <w:r>
-        <w:t>&gt;парадокс корабля Тесея&lt;/</w:t>
-      </w:r>
-      <w:proofErr w:type="spellStart"/>
-      <w:r>
-        <w:t>strong</w:t>
-      </w:r>
-      <w:proofErr w:type="spellEnd"/>
-      <w:r>
-        <w:t xml:space="preserve">&gt;: если заменять себя по частям, остаёшься ли ты </w:t>
-      </w:r>
-      <w:proofErr w:type="gramStart"/>
-      <w:r>
-        <w:t>собой?&lt;</w:t>
-      </w:r>
-      <w:proofErr w:type="gramEnd"/>
-      <w:r>
-        <w:t>/p&gt;</w:t>
+        <w:t>/</w:t>
+      </w:r>
+      <w:proofErr w:type="spellStart"/>
+      <w:r>
+        <w:t>div</w:t>
+      </w:r>
+      <w:proofErr w:type="spellEnd"/>
+      <w:r>
+        <w:t>&gt;</w:t>
+      </w:r>
+    </w:p>
+    <w:p>
+      <w:r>
+        <w:t>        &lt;/</w:t>
+      </w:r>
+      <w:proofErr w:type="spellStart"/>
+      <w:r>
+        <w:t>div</w:t>
+      </w:r>
+      <w:proofErr w:type="spellEnd"/>
+      <w:r>
+        <w:t>&gt;</w:t>
       </w:r>
     </w:p>
     <w:p>
@@ -5559,27 +5840,156 @@
         <w:rPr>
           <w:lang w:val="en-US"/>
         </w:rPr>
-        <w:t>      &lt;div class="paths"&gt;</w:t>
-      </w:r>
-    </w:p>
-    <w:p>
-      <w:pPr>
-        <w:rPr>
-          <w:lang w:val="en-US"/>
-        </w:rPr>
-      </w:pPr>
-      <w:r>
-        <w:rPr>
-          <w:lang w:val="en-US"/>
-        </w:rPr>
-        <w:t xml:space="preserve">        &lt;div class="path-card </w:t>
-      </w:r>
-      <w:proofErr w:type="spellStart"/>
-      <w:r>
-        <w:rPr>
-          <w:lang w:val="en-US"/>
-        </w:rPr>
-        <w:t>scav</w:t>
+        <w:t>    &lt;/div&gt;</w:t>
+      </w:r>
+    </w:p>
+    <w:p>
+      <w:pPr>
+        <w:rPr>
+          <w:lang w:val="en-US"/>
+        </w:rPr>
+      </w:pPr>
+      <w:r>
+        <w:rPr>
+          <w:lang w:val="en-US"/>
+        </w:rPr>
+        <w:t>  &lt;/div&gt;</w:t>
+      </w:r>
+    </w:p>
+    <w:p>
+      <w:pPr>
+        <w:rPr>
+          <w:lang w:val="en-US"/>
+        </w:rPr>
+      </w:pPr>
+    </w:p>
+    <w:p>
+      <w:pPr>
+        <w:rPr>
+          <w:lang w:val="en-US"/>
+        </w:rPr>
+      </w:pPr>
+      <w:r>
+        <w:rPr>
+          <w:lang w:val="en-US"/>
+        </w:rPr>
+        <w:t>&lt;/div&gt;</w:t>
+      </w:r>
+    </w:p>
+    <w:p>
+      <w:pPr>
+        <w:rPr>
+          <w:lang w:val="en-US"/>
+        </w:rPr>
+      </w:pPr>
+    </w:p>
+    <w:p>
+      <w:pPr>
+        <w:rPr>
+          <w:lang w:val="en-US"/>
+        </w:rPr>
+      </w:pPr>
+      <w:r>
+        <w:rPr>
+          <w:lang w:val="en-US"/>
+        </w:rPr>
+        <w:t>&lt;footer&gt;</w:t>
+      </w:r>
+    </w:p>
+    <w:p>
+      <w:pPr>
+        <w:rPr>
+          <w:lang w:val="en-US"/>
+        </w:rPr>
+      </w:pPr>
+      <w:r>
+        <w:rPr>
+          <w:lang w:val="en-US"/>
+        </w:rPr>
+        <w:t>  &lt;div class="footer-logo"&gt;DARK_MACHINE&lt;/div&gt;</w:t>
+      </w:r>
+    </w:p>
+    <w:p>
+      <w:r>
+        <w:rPr>
+          <w:lang w:val="en-US"/>
+        </w:rPr>
+        <w:t xml:space="preserve">  </w:t>
+      </w:r>
+      <w:r>
+        <w:t>&lt;</w:t>
+      </w:r>
+      <w:proofErr w:type="spellStart"/>
+      <w:r>
+        <w:t>div</w:t>
+      </w:r>
+      <w:proofErr w:type="spellEnd"/>
+      <w:r>
+        <w:t xml:space="preserve"> </w:t>
+      </w:r>
+      <w:proofErr w:type="spellStart"/>
+      <w:r>
+        <w:t>class</w:t>
+      </w:r>
+      <w:proofErr w:type="spellEnd"/>
+      <w:r>
+        <w:t>="</w:t>
+      </w:r>
+      <w:proofErr w:type="spellStart"/>
+      <w:r>
+        <w:t>footer-copy</w:t>
+      </w:r>
+      <w:proofErr w:type="spellEnd"/>
+      <w:r>
+        <w:t>"&gt;// Проектная деятельность 2025–2026&lt;/</w:t>
+      </w:r>
+      <w:proofErr w:type="spellStart"/>
+      <w:r>
+        <w:t>div</w:t>
+      </w:r>
+      <w:proofErr w:type="spellEnd"/>
+      <w:r>
+        <w:t>&gt;</w:t>
+      </w:r>
+    </w:p>
+    <w:p>
+      <w:pPr>
+        <w:rPr>
+          <w:lang w:val="en-US"/>
+        </w:rPr>
+      </w:pPr>
+      <w:r>
+        <w:rPr>
+          <w:lang w:val="en-US"/>
+        </w:rPr>
+        <w:t>&lt;/footer&gt;</w:t>
+      </w:r>
+    </w:p>
+    <w:p>
+      <w:pPr>
+        <w:rPr>
+          <w:lang w:val="en-US"/>
+        </w:rPr>
+      </w:pPr>
+    </w:p>
+    <w:p>
+      <w:pPr>
+        <w:rPr>
+          <w:lang w:val="en-US"/>
+        </w:rPr>
+      </w:pPr>
+      <w:r>
+        <w:rPr>
+          <w:lang w:val="en-US"/>
+        </w:rPr>
+        <w:t>&lt;div class="</w:t>
+      </w:r>
+      <w:proofErr w:type="spellStart"/>
+      <w:r>
+        <w:rPr>
+          <w:lang w:val="en-US"/>
+        </w:rPr>
+        <w:t>statusbar</w:t>
       </w:r>
       <w:proofErr w:type="spellEnd"/>
       <w:r>
@@ -5599,38 +6009,54 @@
         <w:rPr>
           <w:lang w:val="en-US"/>
         </w:rPr>
-        <w:t>          &lt;div class="</w:t>
-      </w:r>
-      <w:proofErr w:type="gramStart"/>
-      <w:r>
-        <w:rPr>
-          <w:lang w:val="en-US"/>
-        </w:rPr>
-        <w:t>path-name</w:t>
-      </w:r>
-      <w:proofErr w:type="gramEnd"/>
-      <w:r>
-        <w:rPr>
-          <w:lang w:val="en-US"/>
-        </w:rPr>
-        <w:t>"&gt;</w:t>
-      </w:r>
-      <w:r>
-        <w:rPr>
-          <w:rFonts w:ascii="Segoe UI Symbol" w:hAnsi="Segoe UI Symbol" w:cs="Segoe UI Symbol"/>
-          <w:lang w:val="en-US"/>
-        </w:rPr>
-        <w:t>⚙</w:t>
-      </w:r>
-      <w:r>
-        <w:rPr>
-          <w:lang w:val="en-US"/>
-        </w:rPr>
-        <w:t xml:space="preserve"> </w:t>
-      </w:r>
-      <w:r>
-        <w:t>МУСОРЩИК</w:t>
-      </w:r>
+        <w:t>  &lt;div class="sb-item"&gt;&lt;span class="sb-dot"&gt;&lt;/span&gt;SYSTEM ACTIVE&lt;/div&gt;</w:t>
+      </w:r>
+    </w:p>
+    <w:p>
+      <w:pPr>
+        <w:rPr>
+          <w:lang w:val="en-US"/>
+        </w:rPr>
+      </w:pPr>
+      <w:r>
+        <w:rPr>
+          <w:lang w:val="en-US"/>
+        </w:rPr>
+        <w:t>  &lt;div class="sb-item"&gt;&lt;span&gt;ENGINE:&lt;/span&gt;GODOT 4&lt;/div&gt;</w:t>
+      </w:r>
+    </w:p>
+    <w:p>
+      <w:pPr>
+        <w:rPr>
+          <w:lang w:val="en-US"/>
+        </w:rPr>
+      </w:pPr>
+      <w:r>
+        <w:rPr>
+          <w:lang w:val="en-US"/>
+        </w:rPr>
+        <w:t>  &lt;div class="sb-item"&gt;&lt;span&gt;STATUS:&lt;/span&gt;PRE-ALPHA&lt;/div&gt;</w:t>
+      </w:r>
+    </w:p>
+    <w:p>
+      <w:pPr>
+        <w:rPr>
+          <w:lang w:val="en-US"/>
+        </w:rPr>
+      </w:pPr>
+      <w:r>
+        <w:rPr>
+          <w:lang w:val="en-US"/>
+        </w:rPr>
+        <w:t>  &lt;div class="sb-item"&gt;&lt;span&gt;BUILD:&lt;/span&gt;0.1.0&lt;/div&gt;</w:t>
+      </w:r>
+    </w:p>
+    <w:p>
+      <w:pPr>
+        <w:rPr>
+          <w:lang w:val="en-US"/>
+        </w:rPr>
+      </w:pPr>
       <w:r>
         <w:rPr>
           <w:lang w:val="en-US"/>
@@ -5639,483 +6065,40 @@
       </w:r>
     </w:p>
     <w:p>
-      <w:r>
-        <w:rPr>
-          <w:lang w:val="en-US"/>
-        </w:rPr>
-        <w:t xml:space="preserve">          </w:t>
-      </w:r>
-      <w:r>
-        <w:t>&lt;</w:t>
-      </w:r>
-      <w:proofErr w:type="spellStart"/>
-      <w:r>
-        <w:t>div</w:t>
-      </w:r>
-      <w:proofErr w:type="spellEnd"/>
-      <w:r>
-        <w:t xml:space="preserve"> </w:t>
-      </w:r>
-      <w:proofErr w:type="spellStart"/>
-      <w:r>
-        <w:t>class</w:t>
-      </w:r>
-      <w:proofErr w:type="spellEnd"/>
-      <w:r>
+      <w:pPr>
+        <w:rPr>
+          <w:lang w:val="en-US"/>
+        </w:rPr>
+      </w:pPr>
+    </w:p>
+    <w:p>
+      <w:pPr>
+        <w:rPr>
+          <w:lang w:val="en-US"/>
+        </w:rPr>
+      </w:pPr>
+      <w:r>
+        <w:rPr>
+          <w:lang w:val="en-US"/>
+        </w:rPr>
+        <w:t xml:space="preserve">&lt;script </w:t>
+      </w:r>
+      <w:proofErr w:type="spellStart"/>
+      <w:r>
+        <w:rPr>
+          <w:lang w:val="en-US"/>
+        </w:rPr>
+        <w:t>src</w:t>
+      </w:r>
+      <w:proofErr w:type="spellEnd"/>
+      <w:r>
+        <w:rPr>
+          <w:lang w:val="en-US"/>
+        </w:rPr>
         <w:t>="</w:t>
       </w:r>
       <w:proofErr w:type="spellStart"/>
       <w:r>
-        <w:t>path-desc</w:t>
-      </w:r>
-      <w:proofErr w:type="spellEnd"/>
-      <w:proofErr w:type="gramStart"/>
-      <w:r>
-        <w:t>"&gt;Путь</w:t>
-      </w:r>
-      <w:proofErr w:type="gramEnd"/>
-      <w:r>
-        <w:t xml:space="preserve"> человечности. Герой использует подручные инструменты и самодельное оружие. Сохраняет своё «я», но остаётся уязвимым. Карабканье по стенам, хаотичный стиль </w:t>
-      </w:r>
-      <w:proofErr w:type="gramStart"/>
-      <w:r>
-        <w:t>боя.&lt;</w:t>
-      </w:r>
-      <w:proofErr w:type="gramEnd"/>
-      <w:r>
-        <w:t>/</w:t>
-      </w:r>
-      <w:proofErr w:type="spellStart"/>
-      <w:r>
-        <w:t>div</w:t>
-      </w:r>
-      <w:proofErr w:type="spellEnd"/>
-      <w:r>
-        <w:t>&gt;</w:t>
-      </w:r>
-    </w:p>
-    <w:p>
-      <w:r>
-        <w:lastRenderedPageBreak/>
-        <w:t>        &lt;/</w:t>
-      </w:r>
-      <w:proofErr w:type="spellStart"/>
-      <w:r>
-        <w:t>div</w:t>
-      </w:r>
-      <w:proofErr w:type="spellEnd"/>
-      <w:r>
-        <w:t>&gt;</w:t>
-      </w:r>
-    </w:p>
-    <w:p>
-      <w:pPr>
-        <w:rPr>
-          <w:lang w:val="en-US"/>
-        </w:rPr>
-      </w:pPr>
-      <w:r>
-        <w:t xml:space="preserve">        </w:t>
-      </w:r>
-      <w:r>
-        <w:rPr>
-          <w:lang w:val="en-US"/>
-        </w:rPr>
-        <w:t>&lt;div class="path-card cyborg"&gt;</w:t>
-      </w:r>
-    </w:p>
-    <w:p>
-      <w:pPr>
-        <w:rPr>
-          <w:lang w:val="en-US"/>
-        </w:rPr>
-      </w:pPr>
-      <w:r>
-        <w:rPr>
-          <w:lang w:val="en-US"/>
-        </w:rPr>
-        <w:t>          &lt;div class="</w:t>
-      </w:r>
-      <w:proofErr w:type="gramStart"/>
-      <w:r>
-        <w:rPr>
-          <w:lang w:val="en-US"/>
-        </w:rPr>
-        <w:t>path-name</w:t>
-      </w:r>
-      <w:proofErr w:type="gramEnd"/>
-      <w:r>
-        <w:rPr>
-          <w:lang w:val="en-US"/>
-        </w:rPr>
-        <w:t>"&gt;</w:t>
-      </w:r>
-      <w:r>
-        <w:rPr>
-          <w:rFonts w:ascii="Cambria Math" w:hAnsi="Cambria Math" w:cs="Cambria Math"/>
-          <w:lang w:val="en-US"/>
-        </w:rPr>
-        <w:t>◈</w:t>
-      </w:r>
-      <w:r>
-        <w:rPr>
-          <w:lang w:val="en-US"/>
-        </w:rPr>
-        <w:t xml:space="preserve"> </w:t>
-      </w:r>
-      <w:r>
-        <w:t>КИБОРГ</w:t>
-      </w:r>
-      <w:r>
-        <w:rPr>
-          <w:lang w:val="en-US"/>
-        </w:rPr>
-        <w:t>&lt;/div&gt;</w:t>
-      </w:r>
-    </w:p>
-    <w:p>
-      <w:r>
-        <w:rPr>
-          <w:lang w:val="en-US"/>
-        </w:rPr>
-        <w:t>          &lt;div class="path-desc"&gt;</w:t>
-      </w:r>
-      <w:r>
-        <w:t>Путь</w:t>
-      </w:r>
-      <w:r>
-        <w:rPr>
-          <w:lang w:val="en-US"/>
-        </w:rPr>
-        <w:t xml:space="preserve"> </w:t>
-      </w:r>
-      <w:r>
-        <w:t>силы</w:t>
-      </w:r>
-      <w:r>
-        <w:rPr>
-          <w:lang w:val="en-US"/>
-        </w:rPr>
-        <w:t xml:space="preserve">. </w:t>
-      </w:r>
-      <w:r>
-        <w:t xml:space="preserve">Механические аугментации дают превосходство, но постепенно стирают человечность. Ракетные ботинки, усиленные атаки, интеграция с миром </w:t>
-      </w:r>
-      <w:proofErr w:type="gramStart"/>
-      <w:r>
-        <w:t>машин.&lt;</w:t>
-      </w:r>
-      <w:proofErr w:type="gramEnd"/>
-      <w:r>
-        <w:t>/</w:t>
-      </w:r>
-      <w:proofErr w:type="spellStart"/>
-      <w:r>
-        <w:t>div</w:t>
-      </w:r>
-      <w:proofErr w:type="spellEnd"/>
-      <w:r>
-        <w:t>&gt;</w:t>
-      </w:r>
-    </w:p>
-    <w:p>
-      <w:r>
-        <w:t>        &lt;/</w:t>
-      </w:r>
-      <w:proofErr w:type="spellStart"/>
-      <w:r>
-        <w:t>div</w:t>
-      </w:r>
-      <w:proofErr w:type="spellEnd"/>
-      <w:r>
-        <w:t>&gt;</w:t>
-      </w:r>
-    </w:p>
-    <w:p>
-      <w:pPr>
-        <w:rPr>
-          <w:lang w:val="en-US"/>
-        </w:rPr>
-      </w:pPr>
-      <w:r>
-        <w:t xml:space="preserve">      </w:t>
-      </w:r>
-      <w:r>
-        <w:rPr>
-          <w:lang w:val="en-US"/>
-        </w:rPr>
-        <w:t>&lt;/div&gt;</w:t>
-      </w:r>
-    </w:p>
-    <w:p>
-      <w:pPr>
-        <w:rPr>
-          <w:lang w:val="en-US"/>
-        </w:rPr>
-      </w:pPr>
-      <w:r>
-        <w:rPr>
-          <w:lang w:val="en-US"/>
-        </w:rPr>
-        <w:t>    &lt;/div&gt;</w:t>
-      </w:r>
-    </w:p>
-    <w:p>
-      <w:pPr>
-        <w:rPr>
-          <w:lang w:val="en-US"/>
-        </w:rPr>
-      </w:pPr>
-      <w:r>
-        <w:rPr>
-          <w:lang w:val="en-US"/>
-        </w:rPr>
-        <w:t>  &lt;/div&gt;</w:t>
-      </w:r>
-    </w:p>
-    <w:p>
-      <w:pPr>
-        <w:rPr>
-          <w:lang w:val="en-US"/>
-        </w:rPr>
-      </w:pPr>
-    </w:p>
-    <w:p>
-      <w:pPr>
-        <w:rPr>
-          <w:lang w:val="en-US"/>
-        </w:rPr>
-      </w:pPr>
-      <w:r>
-        <w:rPr>
-          <w:lang w:val="en-US"/>
-        </w:rPr>
-        <w:t>&lt;/div&gt;</w:t>
-      </w:r>
-    </w:p>
-    <w:p>
-      <w:pPr>
-        <w:rPr>
-          <w:lang w:val="en-US"/>
-        </w:rPr>
-      </w:pPr>
-    </w:p>
-    <w:p>
-      <w:pPr>
-        <w:rPr>
-          <w:lang w:val="en-US"/>
-        </w:rPr>
-      </w:pPr>
-      <w:r>
-        <w:rPr>
-          <w:lang w:val="en-US"/>
-        </w:rPr>
-        <w:t>&lt;footer&gt;</w:t>
-      </w:r>
-    </w:p>
-    <w:p>
-      <w:pPr>
-        <w:rPr>
-          <w:lang w:val="en-US"/>
-        </w:rPr>
-      </w:pPr>
-      <w:r>
-        <w:rPr>
-          <w:lang w:val="en-US"/>
-        </w:rPr>
-        <w:t>  &lt;div class="footer-logo"&gt;DARK_MACHINE&lt;/div&gt;</w:t>
-      </w:r>
-    </w:p>
-    <w:p>
-      <w:r>
-        <w:rPr>
-          <w:lang w:val="en-US"/>
-        </w:rPr>
-        <w:t xml:space="preserve">  </w:t>
-      </w:r>
-      <w:r>
-        <w:t>&lt;</w:t>
-      </w:r>
-      <w:proofErr w:type="spellStart"/>
-      <w:r>
-        <w:t>div</w:t>
-      </w:r>
-      <w:proofErr w:type="spellEnd"/>
-      <w:r>
-        <w:t xml:space="preserve"> </w:t>
-      </w:r>
-      <w:proofErr w:type="spellStart"/>
-      <w:r>
-        <w:t>class</w:t>
-      </w:r>
-      <w:proofErr w:type="spellEnd"/>
-      <w:r>
-        <w:t>="</w:t>
-      </w:r>
-      <w:proofErr w:type="spellStart"/>
-      <w:r>
-        <w:t>footer-copy</w:t>
-      </w:r>
-      <w:proofErr w:type="spellEnd"/>
-      <w:r>
-        <w:t>"&gt;// Проектная деятельность 2025–2026&lt;/</w:t>
-      </w:r>
-      <w:proofErr w:type="spellStart"/>
-      <w:r>
-        <w:t>div</w:t>
-      </w:r>
-      <w:proofErr w:type="spellEnd"/>
-      <w:r>
-        <w:t>&gt;</w:t>
-      </w:r>
-    </w:p>
-    <w:p>
-      <w:pPr>
-        <w:rPr>
-          <w:lang w:val="en-US"/>
-        </w:rPr>
-      </w:pPr>
-      <w:r>
-        <w:rPr>
-          <w:lang w:val="en-US"/>
-        </w:rPr>
-        <w:t>&lt;/footer&gt;</w:t>
-      </w:r>
-    </w:p>
-    <w:p>
-      <w:pPr>
-        <w:rPr>
-          <w:lang w:val="en-US"/>
-        </w:rPr>
-      </w:pPr>
-    </w:p>
-    <w:p>
-      <w:pPr>
-        <w:rPr>
-          <w:lang w:val="en-US"/>
-        </w:rPr>
-      </w:pPr>
-      <w:r>
-        <w:rPr>
-          <w:lang w:val="en-US"/>
-        </w:rPr>
-        <w:t>&lt;div class="</w:t>
-      </w:r>
-      <w:proofErr w:type="spellStart"/>
-      <w:r>
-        <w:rPr>
-          <w:lang w:val="en-US"/>
-        </w:rPr>
-        <w:t>statusbar</w:t>
-      </w:r>
-      <w:proofErr w:type="spellEnd"/>
-      <w:r>
-        <w:rPr>
-          <w:lang w:val="en-US"/>
-        </w:rPr>
-        <w:t>"&gt;</w:t>
-      </w:r>
-    </w:p>
-    <w:p>
-      <w:pPr>
-        <w:rPr>
-          <w:lang w:val="en-US"/>
-        </w:rPr>
-      </w:pPr>
-      <w:r>
-        <w:rPr>
-          <w:lang w:val="en-US"/>
-        </w:rPr>
-        <w:t>  &lt;div class="sb-item"&gt;&lt;span class="sb-dot"&gt;&lt;/span&gt;SYSTEM ACTIVE&lt;/div&gt;</w:t>
-      </w:r>
-    </w:p>
-    <w:p>
-      <w:pPr>
-        <w:rPr>
-          <w:lang w:val="en-US"/>
-        </w:rPr>
-      </w:pPr>
-      <w:r>
-        <w:rPr>
-          <w:lang w:val="en-US"/>
-        </w:rPr>
-        <w:t>  &lt;div class="sb-item"&gt;&lt;span&gt;ENGINE:&lt;/span&gt;GODOT 4&lt;/div&gt;</w:t>
-      </w:r>
-    </w:p>
-    <w:p>
-      <w:pPr>
-        <w:rPr>
-          <w:lang w:val="en-US"/>
-        </w:rPr>
-      </w:pPr>
-      <w:r>
-        <w:rPr>
-          <w:lang w:val="en-US"/>
-        </w:rPr>
-        <w:t>  &lt;div class="sb-item"&gt;&lt;span&gt;STATUS:&lt;/span&gt;PRE-ALPHA&lt;/div&gt;</w:t>
-      </w:r>
-    </w:p>
-    <w:p>
-      <w:pPr>
-        <w:rPr>
-          <w:lang w:val="en-US"/>
-        </w:rPr>
-      </w:pPr>
-      <w:r>
-        <w:rPr>
-          <w:lang w:val="en-US"/>
-        </w:rPr>
-        <w:t>  &lt;div class="sb-item"&gt;&lt;span&gt;BUILD:&lt;/span&gt;0.1.0&lt;/div&gt;</w:t>
-      </w:r>
-    </w:p>
-    <w:p>
-      <w:pPr>
-        <w:rPr>
-          <w:lang w:val="en-US"/>
-        </w:rPr>
-      </w:pPr>
-      <w:r>
-        <w:rPr>
-          <w:lang w:val="en-US"/>
-        </w:rPr>
-        <w:t>&lt;/div&gt;</w:t>
-      </w:r>
-    </w:p>
-    <w:p>
-      <w:pPr>
-        <w:rPr>
-          <w:lang w:val="en-US"/>
-        </w:rPr>
-      </w:pPr>
-    </w:p>
-    <w:p>
-      <w:pPr>
-        <w:rPr>
-          <w:lang w:val="en-US"/>
-        </w:rPr>
-      </w:pPr>
-      <w:r>
-        <w:rPr>
-          <w:lang w:val="en-US"/>
-        </w:rPr>
-        <w:t xml:space="preserve">&lt;script </w:t>
-      </w:r>
-      <w:proofErr w:type="spellStart"/>
-      <w:r>
-        <w:rPr>
-          <w:lang w:val="en-US"/>
-        </w:rPr>
-        <w:t>src</w:t>
-      </w:r>
-      <w:proofErr w:type="spellEnd"/>
-      <w:r>
-        <w:rPr>
-          <w:lang w:val="en-US"/>
-        </w:rPr>
-        <w:t>="</w:t>
-      </w:r>
-      <w:proofErr w:type="spellStart"/>
-      <w:r>
         <w:rPr>
           <w:lang w:val="en-US"/>
         </w:rPr>
@@ -6130,34 +6113,29 @@
       </w:r>
     </w:p>
     <w:p>
-      <w:r>
-        <w:t>&lt;/</w:t>
-      </w:r>
-      <w:proofErr w:type="spellStart"/>
-      <w:r>
-        <w:t>body</w:t>
-      </w:r>
-      <w:proofErr w:type="spellEnd"/>
-      <w:r>
-        <w:t>&gt;</w:t>
-      </w:r>
-    </w:p>
-    <w:p>
-      <w:pPr>
-        <w:rPr>
-          <w:lang w:val="en-US"/>
-        </w:rPr>
-      </w:pPr>
-      <w:r>
-        <w:t>&lt;/</w:t>
-      </w:r>
-      <w:proofErr w:type="spellStart"/>
-      <w:r>
-        <w:t>html</w:t>
-      </w:r>
-      <w:proofErr w:type="spellEnd"/>
-      <w:r>
-        <w:t>&gt;</w:t>
+      <w:pPr>
+        <w:rPr>
+          <w:lang w:val="en-US"/>
+        </w:rPr>
+      </w:pPr>
+      <w:r>
+        <w:rPr>
+          <w:lang w:val="en-US"/>
+        </w:rPr>
+        <w:t>&lt;/body&gt;</w:t>
+      </w:r>
+    </w:p>
+    <w:p>
+      <w:pPr>
+        <w:rPr>
+          <w:lang w:val="en-US"/>
+        </w:rPr>
+      </w:pPr>
+      <w:r>
+        <w:rPr>
+          <w:lang w:val="en-US"/>
+        </w:rPr>
+        <w:t>&lt;/html&gt;</w:t>
       </w:r>
     </w:p>
     <w:p>
@@ -8781,38 +8759,44 @@
       </w:r>
     </w:p>
     <w:p>
-      <w:r>
-        <w:t>            &lt;/</w:t>
-      </w:r>
-      <w:proofErr w:type="spellStart"/>
-      <w:r>
-        <w:t>div</w:t>
-      </w:r>
-      <w:proofErr w:type="spellEnd"/>
-      <w:r>
-        <w:t>&gt;</w:t>
-      </w:r>
-    </w:p>
-    <w:p>
-      <w:r>
-        <w:t>          &lt;/</w:t>
-      </w:r>
-      <w:proofErr w:type="spellStart"/>
-      <w:r>
-        <w:t>div</w:t>
-      </w:r>
-      <w:proofErr w:type="spellEnd"/>
-      <w:r>
-        <w:t>&gt;</w:t>
-      </w:r>
-    </w:p>
-    <w:p>
-      <w:pPr>
-        <w:rPr>
-          <w:lang w:val="en-US"/>
-        </w:rPr>
-      </w:pPr>
-      <w:r>
+      <w:pPr>
+        <w:rPr>
+          <w:lang w:val="en-US"/>
+        </w:rPr>
+      </w:pPr>
+      <w:r>
+        <w:t xml:space="preserve">            </w:t>
+      </w:r>
+      <w:r>
+        <w:rPr>
+          <w:lang w:val="en-US"/>
+        </w:rPr>
+        <w:t>&lt;/div&gt;</w:t>
+      </w:r>
+    </w:p>
+    <w:p>
+      <w:pPr>
+        <w:rPr>
+          <w:lang w:val="en-US"/>
+        </w:rPr>
+      </w:pPr>
+      <w:r>
+        <w:rPr>
+          <w:lang w:val="en-US"/>
+        </w:rPr>
+        <w:t>          &lt;/div&gt;</w:t>
+      </w:r>
+    </w:p>
+    <w:p>
+      <w:pPr>
+        <w:rPr>
+          <w:lang w:val="en-US"/>
+        </w:rPr>
+      </w:pPr>
+      <w:r>
+        <w:rPr>
+          <w:lang w:val="en-US"/>
+        </w:rPr>
         <w:lastRenderedPageBreak/>
         <w:t xml:space="preserve">          </w:t>
       </w:r>
@@ -9853,51 +9837,44 @@
       </w:r>
     </w:p>
     <w:p>
-      <w:r>
-        <w:t>&lt;/</w:t>
-      </w:r>
-      <w:proofErr w:type="spellStart"/>
-      <w:r>
-        <w:t>body</w:t>
-      </w:r>
-      <w:proofErr w:type="spellEnd"/>
-      <w:r>
-        <w:t>&gt;</w:t>
-      </w:r>
-    </w:p>
-    <w:p>
-      <w:r>
-        <w:t>&lt;/</w:t>
-      </w:r>
-      <w:proofErr w:type="spellStart"/>
-      <w:r>
-        <w:t>html</w:t>
-      </w:r>
-      <w:proofErr w:type="spellEnd"/>
-      <w:r>
-        <w:t>&gt;</w:t>
-      </w:r>
-    </w:p>
-    <w:p>
-      <w:pPr>
-        <w:rPr>
-          <w:rFonts w:ascii="Times New Roman" w:hAnsi="Times New Roman" w:cs="Times New Roman"/>
-          <w:lang w:val="en-US"/>
-        </w:rPr>
-      </w:pPr>
-      <w:r>
-        <w:rPr>
-          <w:rFonts w:ascii="Times New Roman" w:hAnsi="Times New Roman" w:cs="Times New Roman"/>
-          <w:lang w:val="en-US"/>
-        </w:rPr>
-        <w:t>about</w:t>
-      </w:r>
-      <w:r>
-        <w:rPr>
-          <w:rFonts w:ascii="Times New Roman" w:hAnsi="Times New Roman" w:cs="Times New Roman"/>
-          <w:lang w:val="en-US"/>
-        </w:rPr>
-        <w:t>.html</w:t>
+      <w:pPr>
+        <w:rPr>
+          <w:lang w:val="en-US"/>
+        </w:rPr>
+      </w:pPr>
+      <w:r>
+        <w:rPr>
+          <w:lang w:val="en-US"/>
+        </w:rPr>
+        <w:t>&lt;/body&gt;</w:t>
+      </w:r>
+    </w:p>
+    <w:p>
+      <w:pPr>
+        <w:rPr>
+          <w:lang w:val="en-US"/>
+        </w:rPr>
+      </w:pPr>
+      <w:r>
+        <w:rPr>
+          <w:lang w:val="en-US"/>
+        </w:rPr>
+        <w:t>&lt;/html&gt;</w:t>
+      </w:r>
+    </w:p>
+    <w:p>
+      <w:pPr>
+        <w:rPr>
+          <w:rFonts w:ascii="Times New Roman" w:hAnsi="Times New Roman" w:cs="Times New Roman"/>
+          <w:lang w:val="en-US"/>
+        </w:rPr>
+      </w:pPr>
+      <w:r>
+        <w:rPr>
+          <w:rFonts w:ascii="Times New Roman" w:hAnsi="Times New Roman" w:cs="Times New Roman"/>
+          <w:lang w:val="en-US"/>
+        </w:rPr>
+        <w:t>about.html</w:t>
       </w:r>
     </w:p>
     <w:p>
@@ -12106,15 +12083,73 @@
       <w:pPr>
         <w:rPr>
           <w:rFonts w:ascii="Times New Roman" w:hAnsi="Times New Roman" w:cs="Times New Roman"/>
-          <w:lang w:val="en-US"/>
-        </w:rPr>
-      </w:pPr>
-      <w:r>
-        <w:rPr>
-          <w:rFonts w:ascii="Times New Roman" w:hAnsi="Times New Roman" w:cs="Times New Roman"/>
-          <w:lang w:val="en-US"/>
-        </w:rPr>
-        <w:t>        &lt;div class="lore-text"&gt;</w:t>
+        </w:rPr>
+      </w:pPr>
+      <w:r>
+        <w:rPr>
+          <w:rFonts w:ascii="Times New Roman" w:hAnsi="Times New Roman" w:cs="Times New Roman"/>
+          <w:lang w:val="en-US"/>
+        </w:rPr>
+        <w:t xml:space="preserve">        </w:t>
+      </w:r>
+      <w:r>
+        <w:rPr>
+          <w:rFonts w:ascii="Times New Roman" w:hAnsi="Times New Roman" w:cs="Times New Roman"/>
+        </w:rPr>
+        <w:t>&lt;</w:t>
+      </w:r>
+      <w:r>
+        <w:rPr>
+          <w:rFonts w:ascii="Times New Roman" w:hAnsi="Times New Roman" w:cs="Times New Roman"/>
+          <w:lang w:val="en-US"/>
+        </w:rPr>
+        <w:t>div</w:t>
+      </w:r>
+      <w:r>
+        <w:rPr>
+          <w:rFonts w:ascii="Times New Roman" w:hAnsi="Times New Roman" w:cs="Times New Roman"/>
+        </w:rPr>
+        <w:t xml:space="preserve"> </w:t>
+      </w:r>
+      <w:r>
+        <w:rPr>
+          <w:rFonts w:ascii="Times New Roman" w:hAnsi="Times New Roman" w:cs="Times New Roman"/>
+          <w:lang w:val="en-US"/>
+        </w:rPr>
+        <w:t>class</w:t>
+      </w:r>
+      <w:r>
+        <w:rPr>
+          <w:rFonts w:ascii="Times New Roman" w:hAnsi="Times New Roman" w:cs="Times New Roman"/>
+        </w:rPr>
+        <w:t>="</w:t>
+      </w:r>
+      <w:r>
+        <w:rPr>
+          <w:rFonts w:ascii="Times New Roman" w:hAnsi="Times New Roman" w:cs="Times New Roman"/>
+          <w:lang w:val="en-US"/>
+        </w:rPr>
+        <w:t>lore</w:t>
+      </w:r>
+      <w:r>
+        <w:rPr>
+          <w:rFonts w:ascii="Times New Roman" w:hAnsi="Times New Roman" w:cs="Times New Roman"/>
+        </w:rPr>
+        <w:t>-</w:t>
+      </w:r>
+      <w:r>
+        <w:rPr>
+          <w:rFonts w:ascii="Times New Roman" w:hAnsi="Times New Roman" w:cs="Times New Roman"/>
+          <w:lang w:val="en-US"/>
+        </w:rPr>
+        <w:t>text</w:t>
+      </w:r>
+      <w:proofErr w:type="gramStart"/>
+      <w:r>
+        <w:rPr>
+          <w:rFonts w:ascii="Times New Roman" w:hAnsi="Times New Roman" w:cs="Times New Roman"/>
+        </w:rPr>
+        <w:t>"&gt;</w:t>
       </w:r>
       <w:r>
         <w:rPr>
@@ -12122,10 +12157,10 @@
         </w:rPr>
         <w:t>Переходная</w:t>
       </w:r>
-      <w:r>
-        <w:rPr>
-          <w:rFonts w:ascii="Times New Roman" w:hAnsi="Times New Roman" w:cs="Times New Roman"/>
-          <w:lang w:val="en-US"/>
+      <w:proofErr w:type="gramEnd"/>
+      <w:r>
+        <w:rPr>
+          <w:rFonts w:ascii="Times New Roman" w:hAnsi="Times New Roman" w:cs="Times New Roman"/>
         </w:rPr>
         <w:t xml:space="preserve"> </w:t>
       </w:r>
@@ -12138,7 +12173,6 @@
       <w:r>
         <w:rPr>
           <w:rFonts w:ascii="Times New Roman" w:hAnsi="Times New Roman" w:cs="Times New Roman"/>
-          <w:lang w:val="en-US"/>
         </w:rPr>
         <w:t xml:space="preserve">. </w:t>
       </w:r>
@@ -12151,7 +12185,6 @@
       <w:r>
         <w:rPr>
           <w:rFonts w:ascii="Times New Roman" w:hAnsi="Times New Roman" w:cs="Times New Roman"/>
-          <w:lang w:val="en-US"/>
         </w:rPr>
         <w:t xml:space="preserve"> </w:t>
       </w:r>
@@ -12164,9 +12197,34 @@
       <w:r>
         <w:rPr>
           <w:rFonts w:ascii="Times New Roman" w:hAnsi="Times New Roman" w:cs="Times New Roman"/>
-          <w:lang w:val="en-US"/>
-        </w:rPr>
-        <w:t xml:space="preserve"> Serial Experiments </w:t>
+        </w:rPr>
+        <w:t xml:space="preserve"> </w:t>
+      </w:r>
+      <w:r>
+        <w:rPr>
+          <w:rFonts w:ascii="Times New Roman" w:hAnsi="Times New Roman" w:cs="Times New Roman"/>
+          <w:lang w:val="en-US"/>
+        </w:rPr>
+        <w:t>Serial</w:t>
+      </w:r>
+      <w:r>
+        <w:rPr>
+          <w:rFonts w:ascii="Times New Roman" w:hAnsi="Times New Roman" w:cs="Times New Roman"/>
+        </w:rPr>
+        <w:t xml:space="preserve"> </w:t>
+      </w:r>
+      <w:r>
+        <w:rPr>
+          <w:rFonts w:ascii="Times New Roman" w:hAnsi="Times New Roman" w:cs="Times New Roman"/>
+          <w:lang w:val="en-US"/>
+        </w:rPr>
+        <w:t>Experiments</w:t>
+      </w:r>
+      <w:r>
+        <w:rPr>
+          <w:rFonts w:ascii="Times New Roman" w:hAnsi="Times New Roman" w:cs="Times New Roman"/>
+        </w:rPr>
+        <w:t xml:space="preserve"> </w:t>
       </w:r>
       <w:proofErr w:type="gramStart"/>
       <w:r>
@@ -12174,30 +12232,87 @@
           <w:rFonts w:ascii="Times New Roman" w:hAnsi="Times New Roman" w:cs="Times New Roman"/>
           <w:lang w:val="en-US"/>
         </w:rPr>
-        <w:t>Lain.&lt;</w:t>
+        <w:t>Lain</w:t>
+      </w:r>
+      <w:r>
+        <w:rPr>
+          <w:rFonts w:ascii="Times New Roman" w:hAnsi="Times New Roman" w:cs="Times New Roman"/>
+        </w:rPr>
+        <w:t>.&lt;</w:t>
       </w:r>
       <w:proofErr w:type="gramEnd"/>
       <w:r>
         <w:rPr>
           <w:rFonts w:ascii="Times New Roman" w:hAnsi="Times New Roman" w:cs="Times New Roman"/>
-          <w:lang w:val="en-US"/>
-        </w:rPr>
-        <w:t>/div&gt;</w:t>
-      </w:r>
-    </w:p>
-    <w:p>
-      <w:pPr>
-        <w:rPr>
-          <w:rFonts w:ascii="Times New Roman" w:hAnsi="Times New Roman" w:cs="Times New Roman"/>
-          <w:lang w:val="en-US"/>
-        </w:rPr>
-      </w:pPr>
-      <w:r>
-        <w:rPr>
-          <w:rFonts w:ascii="Times New Roman" w:hAnsi="Times New Roman" w:cs="Times New Roman"/>
-          <w:lang w:val="en-US"/>
-        </w:rPr>
-        <w:t>      &lt;/div&gt;</w:t>
+        </w:rPr>
+        <w:t>/</w:t>
+      </w:r>
+      <w:r>
+        <w:rPr>
+          <w:rFonts w:ascii="Times New Roman" w:hAnsi="Times New Roman" w:cs="Times New Roman"/>
+          <w:lang w:val="en-US"/>
+        </w:rPr>
+        <w:t>div</w:t>
+      </w:r>
+      <w:r>
+        <w:rPr>
+          <w:rFonts w:ascii="Times New Roman" w:hAnsi="Times New Roman" w:cs="Times New Roman"/>
+        </w:rPr>
+        <w:t>&gt;</w:t>
+      </w:r>
+    </w:p>
+    <w:p>
+      <w:pPr>
+        <w:rPr>
+          <w:rFonts w:ascii="Times New Roman" w:hAnsi="Times New Roman" w:cs="Times New Roman"/>
+          <w:lang w:val="en-US"/>
+        </w:rPr>
+      </w:pPr>
+      <w:r>
+        <w:rPr>
+          <w:rFonts w:ascii="Times New Roman" w:hAnsi="Times New Roman" w:cs="Times New Roman"/>
+          <w:lang w:val="en-US"/>
+        </w:rPr>
+        <w:t> </w:t>
+      </w:r>
+      <w:r>
+        <w:rPr>
+          <w:rFonts w:ascii="Times New Roman" w:hAnsi="Times New Roman" w:cs="Times New Roman"/>
+        </w:rPr>
+        <w:t xml:space="preserve"> </w:t>
+      </w:r>
+      <w:r>
+        <w:rPr>
+          <w:rFonts w:ascii="Times New Roman" w:hAnsi="Times New Roman" w:cs="Times New Roman"/>
+          <w:lang w:val="en-US"/>
+        </w:rPr>
+        <w:t> </w:t>
+      </w:r>
+      <w:r>
+        <w:rPr>
+          <w:rFonts w:ascii="Times New Roman" w:hAnsi="Times New Roman" w:cs="Times New Roman"/>
+        </w:rPr>
+        <w:t xml:space="preserve"> </w:t>
+      </w:r>
+      <w:r>
+        <w:rPr>
+          <w:rFonts w:ascii="Times New Roman" w:hAnsi="Times New Roman" w:cs="Times New Roman"/>
+          <w:lang w:val="en-US"/>
+        </w:rPr>
+        <w:t> </w:t>
+      </w:r>
+      <w:r>
+        <w:rPr>
+          <w:rFonts w:ascii="Times New Roman" w:hAnsi="Times New Roman" w:cs="Times New Roman"/>
+        </w:rPr>
+        <w:t xml:space="preserve"> </w:t>
+      </w:r>
+      <w:r>
+        <w:rPr>
+          <w:rFonts w:ascii="Times New Roman" w:hAnsi="Times New Roman" w:cs="Times New Roman"/>
+          <w:lang w:val="en-US"/>
+        </w:rPr>
+        <w:t>&lt;/div&gt;</w:t>
       </w:r>
     </w:p>
     <w:p>
@@ -13329,6 +13444,7 @@
       <w:pPr>
         <w:rPr>
           <w:rFonts w:ascii="Times New Roman" w:hAnsi="Times New Roman" w:cs="Times New Roman"/>
+          <w:lang w:val="en-US"/>
         </w:rPr>
       </w:pPr>
       <w:r>
@@ -13341,62 +13457,22 @@
       <w:r>
         <w:rPr>
           <w:rFonts w:ascii="Times New Roman" w:hAnsi="Times New Roman" w:cs="Times New Roman"/>
-        </w:rPr>
-        <w:t>&lt;</w:t>
-      </w:r>
-      <w:proofErr w:type="spellStart"/>
-      <w:r>
-        <w:rPr>
-          <w:rFonts w:ascii="Times New Roman" w:hAnsi="Times New Roman" w:cs="Times New Roman"/>
-        </w:rPr>
-        <w:t>div</w:t>
-      </w:r>
-      <w:proofErr w:type="spellEnd"/>
-      <w:r>
-        <w:rPr>
-          <w:rFonts w:ascii="Times New Roman" w:hAnsi="Times New Roman" w:cs="Times New Roman"/>
-        </w:rPr>
-        <w:t xml:space="preserve"> </w:t>
-      </w:r>
-      <w:proofErr w:type="spellStart"/>
-      <w:r>
-        <w:rPr>
-          <w:rFonts w:ascii="Times New Roman" w:hAnsi="Times New Roman" w:cs="Times New Roman"/>
-        </w:rPr>
-        <w:t>class</w:t>
-      </w:r>
-      <w:proofErr w:type="spellEnd"/>
-      <w:r>
-        <w:rPr>
-          <w:rFonts w:ascii="Times New Roman" w:hAnsi="Times New Roman" w:cs="Times New Roman"/>
-        </w:rPr>
-        <w:t>="</w:t>
-      </w:r>
-      <w:proofErr w:type="spellStart"/>
-      <w:r>
-        <w:rPr>
-          <w:rFonts w:ascii="Times New Roman" w:hAnsi="Times New Roman" w:cs="Times New Roman"/>
-        </w:rPr>
-        <w:t>ref-body</w:t>
-      </w:r>
-      <w:proofErr w:type="spellEnd"/>
-      <w:r>
-        <w:rPr>
-          <w:rFonts w:ascii="Times New Roman" w:hAnsi="Times New Roman" w:cs="Times New Roman"/>
-        </w:rPr>
-        <w:t>"&gt;</w:t>
-      </w:r>
-    </w:p>
-    <w:p>
-      <w:pPr>
-        <w:rPr>
-          <w:rFonts w:ascii="Times New Roman" w:hAnsi="Times New Roman" w:cs="Times New Roman"/>
-          <w:lang w:val="en-US"/>
-        </w:rPr>
-      </w:pPr>
-      <w:r>
-        <w:rPr>
-          <w:rFonts w:ascii="Times New Roman" w:hAnsi="Times New Roman" w:cs="Times New Roman"/>
+          <w:lang w:val="en-US"/>
+        </w:rPr>
+        <w:t>&lt;div class="ref-body"&gt;</w:t>
+      </w:r>
+    </w:p>
+    <w:p>
+      <w:pPr>
+        <w:rPr>
+          <w:rFonts w:ascii="Times New Roman" w:hAnsi="Times New Roman" w:cs="Times New Roman"/>
+          <w:lang w:val="en-US"/>
+        </w:rPr>
+      </w:pPr>
+      <w:r>
+        <w:rPr>
+          <w:rFonts w:ascii="Times New Roman" w:hAnsi="Times New Roman" w:cs="Times New Roman"/>
+          <w:lang w:val="en-US"/>
         </w:rPr>
         <w:t xml:space="preserve">          </w:t>
       </w:r>
@@ -14756,83 +14832,49 @@
       <w:pPr>
         <w:rPr>
           <w:rFonts w:ascii="Times New Roman" w:hAnsi="Times New Roman" w:cs="Times New Roman"/>
-        </w:rPr>
-      </w:pPr>
-      <w:r>
-        <w:rPr>
-          <w:rFonts w:ascii="Times New Roman" w:hAnsi="Times New Roman" w:cs="Times New Roman"/>
-        </w:rPr>
-        <w:t>&lt;/</w:t>
-      </w:r>
-      <w:proofErr w:type="spellStart"/>
-      <w:r>
-        <w:rPr>
-          <w:rFonts w:ascii="Times New Roman" w:hAnsi="Times New Roman" w:cs="Times New Roman"/>
-        </w:rPr>
-        <w:t>body</w:t>
-      </w:r>
-      <w:proofErr w:type="spellEnd"/>
-      <w:r>
-        <w:rPr>
-          <w:rFonts w:ascii="Times New Roman" w:hAnsi="Times New Roman" w:cs="Times New Roman"/>
-        </w:rPr>
-        <w:t>&gt;</w:t>
-      </w:r>
-    </w:p>
-    <w:p>
-      <w:pPr>
-        <w:rPr>
-          <w:rFonts w:ascii="Times New Roman" w:hAnsi="Times New Roman" w:cs="Times New Roman"/>
-          <w:lang w:val="en-US"/>
-        </w:rPr>
-      </w:pPr>
-      <w:r>
-        <w:rPr>
-          <w:rFonts w:ascii="Times New Roman" w:hAnsi="Times New Roman" w:cs="Times New Roman"/>
-        </w:rPr>
-        <w:t>&lt;/</w:t>
-      </w:r>
-      <w:proofErr w:type="spellStart"/>
-      <w:r>
-        <w:rPr>
-          <w:rFonts w:ascii="Times New Roman" w:hAnsi="Times New Roman" w:cs="Times New Roman"/>
-        </w:rPr>
-        <w:t>html</w:t>
-      </w:r>
-      <w:proofErr w:type="spellEnd"/>
-      <w:r>
-        <w:rPr>
-          <w:rFonts w:ascii="Times New Roman" w:hAnsi="Times New Roman" w:cs="Times New Roman"/>
-        </w:rPr>
-        <w:t>&gt;</w:t>
-      </w:r>
-    </w:p>
-    <w:p>
-      <w:pPr>
-        <w:rPr>
-          <w:rFonts w:ascii="Times New Roman" w:hAnsi="Times New Roman" w:cs="Times New Roman"/>
-          <w:sz w:val="28"/>
-          <w:szCs w:val="28"/>
-          <w:lang w:val="en-US"/>
-        </w:rPr>
-      </w:pPr>
-      <w:r>
-        <w:rPr>
-          <w:rFonts w:ascii="Times New Roman" w:hAnsi="Times New Roman" w:cs="Times New Roman"/>
-          <w:sz w:val="28"/>
-          <w:szCs w:val="28"/>
-          <w:lang w:val="en-US"/>
-        </w:rPr>
-        <w:t>members</w:t>
-      </w:r>
-      <w:r>
-        <w:rPr>
-          <w:rFonts w:ascii="Times New Roman" w:hAnsi="Times New Roman" w:cs="Times New Roman"/>
-          <w:sz w:val="28"/>
-          <w:szCs w:val="28"/>
-          <w:lang w:val="en-US"/>
-        </w:rPr>
-        <w:t>.html</w:t>
+          <w:lang w:val="en-US"/>
+        </w:rPr>
+      </w:pPr>
+      <w:r>
+        <w:rPr>
+          <w:rFonts w:ascii="Times New Roman" w:hAnsi="Times New Roman" w:cs="Times New Roman"/>
+          <w:lang w:val="en-US"/>
+        </w:rPr>
+        <w:t>&lt;/body&gt;</w:t>
+      </w:r>
+    </w:p>
+    <w:p>
+      <w:pPr>
+        <w:rPr>
+          <w:rFonts w:ascii="Times New Roman" w:hAnsi="Times New Roman" w:cs="Times New Roman"/>
+          <w:lang w:val="en-US"/>
+        </w:rPr>
+      </w:pPr>
+      <w:r>
+        <w:rPr>
+          <w:rFonts w:ascii="Times New Roman" w:hAnsi="Times New Roman" w:cs="Times New Roman"/>
+          <w:lang w:val="en-US"/>
+        </w:rPr>
+        <w:t>&lt;/html&gt;</w:t>
+      </w:r>
+    </w:p>
+    <w:p>
+      <w:pPr>
+        <w:rPr>
+          <w:rFonts w:ascii="Times New Roman" w:hAnsi="Times New Roman" w:cs="Times New Roman"/>
+          <w:sz w:val="28"/>
+          <w:szCs w:val="28"/>
+          <w:lang w:val="en-US"/>
+        </w:rPr>
+      </w:pPr>
+      <w:r>
+        <w:rPr>
+          <w:rFonts w:ascii="Times New Roman" w:hAnsi="Times New Roman" w:cs="Times New Roman"/>
+          <w:sz w:val="28"/>
+          <w:szCs w:val="28"/>
+          <w:lang w:val="en-US"/>
+        </w:rPr>
+        <w:t>members.html</w:t>
       </w:r>
     </w:p>
     <w:p>
@@ -20188,16 +20230,7 @@
           <w:szCs w:val="28"/>
           <w:lang w:val="en-US"/>
         </w:rPr>
-        <w:t>resoursces</w:t>
-      </w:r>
-      <w:r>
-        <w:rPr>
-          <w:rFonts w:ascii="Times New Roman" w:hAnsi="Times New Roman" w:cs="Times New Roman"/>
-          <w:sz w:val="28"/>
-          <w:szCs w:val="28"/>
-          <w:lang w:val="en-US"/>
-        </w:rPr>
-        <w:t>.html</w:t>
+        <w:t>resoursces.html</w:t>
       </w:r>
     </w:p>
     <w:p>
@@ -21464,7 +21497,84 @@
           <w:szCs w:val="28"/>
           <w:lang w:val="en-US"/>
         </w:rPr>
-        <w:t>          &lt;div class="partner-desc"&gt;</w:t>
+        <w:t xml:space="preserve">          </w:t>
+      </w:r>
+      <w:r>
+        <w:rPr>
+          <w:rFonts w:ascii="Times New Roman" w:hAnsi="Times New Roman" w:cs="Times New Roman"/>
+          <w:sz w:val="28"/>
+          <w:szCs w:val="28"/>
+        </w:rPr>
+        <w:t>&lt;</w:t>
+      </w:r>
+      <w:r>
+        <w:rPr>
+          <w:rFonts w:ascii="Times New Roman" w:hAnsi="Times New Roman" w:cs="Times New Roman"/>
+          <w:sz w:val="28"/>
+          <w:szCs w:val="28"/>
+          <w:lang w:val="en-US"/>
+        </w:rPr>
+        <w:t>div</w:t>
+      </w:r>
+      <w:r>
+        <w:rPr>
+          <w:rFonts w:ascii="Times New Roman" w:hAnsi="Times New Roman" w:cs="Times New Roman"/>
+          <w:sz w:val="28"/>
+          <w:szCs w:val="28"/>
+        </w:rPr>
+        <w:t xml:space="preserve"> </w:t>
+      </w:r>
+      <w:r>
+        <w:rPr>
+          <w:rFonts w:ascii="Times New Roman" w:hAnsi="Times New Roman" w:cs="Times New Roman"/>
+          <w:sz w:val="28"/>
+          <w:szCs w:val="28"/>
+          <w:lang w:val="en-US"/>
+        </w:rPr>
+        <w:t>class</w:t>
+      </w:r>
+      <w:r>
+        <w:rPr>
+          <w:rFonts w:ascii="Times New Roman" w:hAnsi="Times New Roman" w:cs="Times New Roman"/>
+          <w:sz w:val="28"/>
+          <w:szCs w:val="28"/>
+        </w:rPr>
+        <w:t>="</w:t>
+      </w:r>
+      <w:r>
+        <w:rPr>
+          <w:rFonts w:ascii="Times New Roman" w:hAnsi="Times New Roman" w:cs="Times New Roman"/>
+          <w:sz w:val="28"/>
+          <w:szCs w:val="28"/>
+          <w:lang w:val="en-US"/>
+        </w:rPr>
+        <w:t>partner</w:t>
+      </w:r>
+      <w:r>
+        <w:rPr>
+          <w:rFonts w:ascii="Times New Roman" w:hAnsi="Times New Roman" w:cs="Times New Roman"/>
+          <w:sz w:val="28"/>
+          <w:szCs w:val="28"/>
+        </w:rPr>
+        <w:t>-</w:t>
+      </w:r>
+      <w:r>
+        <w:rPr>
+          <w:rFonts w:ascii="Times New Roman" w:hAnsi="Times New Roman" w:cs="Times New Roman"/>
+          <w:sz w:val="28"/>
+          <w:szCs w:val="28"/>
+          <w:lang w:val="en-US"/>
+        </w:rPr>
+        <w:t>desc</w:t>
+      </w:r>
+      <w:proofErr w:type="gramStart"/>
+      <w:r>
+        <w:rPr>
+          <w:rFonts w:ascii="Times New Roman" w:hAnsi="Times New Roman" w:cs="Times New Roman"/>
+          <w:sz w:val="28"/>
+          <w:szCs w:val="28"/>
+        </w:rPr>
+        <w:t>"&gt;</w:t>
       </w:r>
       <w:r>
         <w:rPr>
@@ -21474,12 +21584,12 @@
         </w:rPr>
         <w:t>Партнёрская</w:t>
       </w:r>
-      <w:r>
-        <w:rPr>
-          <w:rFonts w:ascii="Times New Roman" w:hAnsi="Times New Roman" w:cs="Times New Roman"/>
-          <w:sz w:val="28"/>
-          <w:szCs w:val="28"/>
-          <w:lang w:val="en-US"/>
+      <w:proofErr w:type="gramEnd"/>
+      <w:r>
+        <w:rPr>
+          <w:rFonts w:ascii="Times New Roman" w:hAnsi="Times New Roman" w:cs="Times New Roman"/>
+          <w:sz w:val="28"/>
+          <w:szCs w:val="28"/>
         </w:rPr>
         <w:t xml:space="preserve"> </w:t>
       </w:r>
@@ -21496,7 +21606,6 @@
           <w:rFonts w:ascii="Times New Roman" w:hAnsi="Times New Roman" w:cs="Times New Roman"/>
           <w:sz w:val="28"/>
           <w:szCs w:val="28"/>
-          <w:lang w:val="en-US"/>
         </w:rPr>
         <w:t xml:space="preserve"> </w:t>
       </w:r>
@@ -21513,9 +21622,42 @@
           <w:rFonts w:ascii="Times New Roman" w:hAnsi="Times New Roman" w:cs="Times New Roman"/>
           <w:sz w:val="28"/>
           <w:szCs w:val="28"/>
-          <w:lang w:val="en-US"/>
-        </w:rPr>
-        <w:t xml:space="preserve"> Dark Machine. </w:t>
+        </w:rPr>
+        <w:t xml:space="preserve"> </w:t>
+      </w:r>
+      <w:r>
+        <w:rPr>
+          <w:rFonts w:ascii="Times New Roman" w:hAnsi="Times New Roman" w:cs="Times New Roman"/>
+          <w:sz w:val="28"/>
+          <w:szCs w:val="28"/>
+          <w:lang w:val="en-US"/>
+        </w:rPr>
+        <w:t>Dark</w:t>
+      </w:r>
+      <w:r>
+        <w:rPr>
+          <w:rFonts w:ascii="Times New Roman" w:hAnsi="Times New Roman" w:cs="Times New Roman"/>
+          <w:sz w:val="28"/>
+          <w:szCs w:val="28"/>
+        </w:rPr>
+        <w:t xml:space="preserve"> </w:t>
+      </w:r>
+      <w:r>
+        <w:rPr>
+          <w:rFonts w:ascii="Times New Roman" w:hAnsi="Times New Roman" w:cs="Times New Roman"/>
+          <w:sz w:val="28"/>
+          <w:szCs w:val="28"/>
+          <w:lang w:val="en-US"/>
+        </w:rPr>
+        <w:t>Machine</w:t>
+      </w:r>
+      <w:r>
+        <w:rPr>
+          <w:rFonts w:ascii="Times New Roman" w:hAnsi="Times New Roman" w:cs="Times New Roman"/>
+          <w:sz w:val="28"/>
+          <w:szCs w:val="28"/>
+        </w:rPr>
+        <w:t xml:space="preserve">. </w:t>
       </w:r>
       <w:r>
         <w:rPr>
@@ -25998,41 +26140,26 @@
           <w:rFonts w:ascii="Times New Roman" w:hAnsi="Times New Roman" w:cs="Times New Roman"/>
           <w:sz w:val="28"/>
           <w:szCs w:val="28"/>
-        </w:rPr>
-      </w:pPr>
-      <w:r>
-        <w:rPr>
-          <w:rFonts w:ascii="Times New Roman" w:hAnsi="Times New Roman" w:cs="Times New Roman"/>
-          <w:sz w:val="28"/>
-          <w:szCs w:val="28"/>
-        </w:rPr>
-        <w:t>&lt;/</w:t>
-      </w:r>
-      <w:proofErr w:type="spellStart"/>
-      <w:r>
-        <w:rPr>
-          <w:rFonts w:ascii="Times New Roman" w:hAnsi="Times New Roman" w:cs="Times New Roman"/>
-          <w:sz w:val="28"/>
-          <w:szCs w:val="28"/>
-        </w:rPr>
-        <w:t>footer</w:t>
-      </w:r>
-      <w:proofErr w:type="spellEnd"/>
-      <w:r>
-        <w:rPr>
-          <w:rFonts w:ascii="Times New Roman" w:hAnsi="Times New Roman" w:cs="Times New Roman"/>
-          <w:sz w:val="28"/>
-          <w:szCs w:val="28"/>
-        </w:rPr>
-        <w:t>&gt;</w:t>
-      </w:r>
-    </w:p>
-    <w:p>
-      <w:pPr>
-        <w:rPr>
-          <w:rFonts w:ascii="Times New Roman" w:hAnsi="Times New Roman" w:cs="Times New Roman"/>
-          <w:sz w:val="28"/>
-          <w:szCs w:val="28"/>
+          <w:lang w:val="en-US"/>
+        </w:rPr>
+      </w:pPr>
+      <w:r>
+        <w:rPr>
+          <w:rFonts w:ascii="Times New Roman" w:hAnsi="Times New Roman" w:cs="Times New Roman"/>
+          <w:sz w:val="28"/>
+          <w:szCs w:val="28"/>
+          <w:lang w:val="en-US"/>
+        </w:rPr>
+        <w:t>&lt;/footer&gt;</w:t>
+      </w:r>
+    </w:p>
+    <w:p>
+      <w:pPr>
+        <w:rPr>
+          <w:rFonts w:ascii="Times New Roman" w:hAnsi="Times New Roman" w:cs="Times New Roman"/>
+          <w:sz w:val="28"/>
+          <w:szCs w:val="28"/>
+          <w:lang w:val="en-US"/>
         </w:rPr>
       </w:pPr>
     </w:p>
@@ -26385,25 +26512,7 @@
             <w:sz w:val="28"/>
             <w:szCs w:val="28"/>
           </w:rPr>
-          <w:t>П</w:t>
-        </w:r>
-        <w:r>
-          <w:rPr>
-            <w:rStyle w:val="a9"/>
-            <w:rFonts w:ascii="Times New Roman" w:hAnsi="Times New Roman" w:cs="Times New Roman"/>
-            <w:sz w:val="28"/>
-            <w:szCs w:val="28"/>
-          </w:rPr>
-          <w:t>р</w:t>
-        </w:r>
-        <w:r>
-          <w:rPr>
-            <w:rStyle w:val="a9"/>
-            <w:rFonts w:ascii="Times New Roman" w:hAnsi="Times New Roman" w:cs="Times New Roman"/>
-            <w:sz w:val="28"/>
-            <w:szCs w:val="28"/>
-          </w:rPr>
-          <w:t>оектная</w:t>
+          <w:t>Проектная</w:t>
         </w:r>
         <w:r>
           <w:rPr>
@@ -26537,7 +26646,6 @@
           <w:rFonts w:ascii="Times New Roman" w:eastAsia="Times New Roman" w:hAnsi="Times New Roman" w:cs="Times New Roman"/>
           <w:sz w:val="40"/>
           <w:szCs w:val="40"/>
-          <w:lang w:val="en-US"/>
         </w:rPr>
       </w:pPr>
       <w:r>
@@ -26556,7 +26664,6 @@
           <w:rFonts w:ascii="Times New Roman" w:hAnsi="Times New Roman" w:cs="Times New Roman"/>
           <w:sz w:val="28"/>
           <w:szCs w:val="28"/>
-          <w:lang w:val="en-US"/>
         </w:rPr>
       </w:pPr>
     </w:p>
@@ -27341,6 +27448,9 @@
     </w:p>
     <w:p>
       <w:r>
+        <w:rPr>
+          <w:noProof/>
+        </w:rPr>
         <w:drawing>
           <wp:inline distT="0" distB="0" distL="0" distR="0" wp14:anchorId="2BA6F4EE" wp14:editId="1A666C27">
             <wp:extent cx="6300470" cy="3128645"/>
@@ -27389,6 +27499,7 @@
       <w:r>
         <w:rPr>
           <w:rFonts w:ascii="Times New Roman" w:hAnsi="Times New Roman" w:cs="Times New Roman"/>
+          <w:noProof/>
           <w:sz w:val="28"/>
           <w:szCs w:val="28"/>
         </w:rPr>
@@ -27440,6 +27551,7 @@
       <w:r>
         <w:rPr>
           <w:rFonts w:ascii="Times New Roman" w:hAnsi="Times New Roman" w:cs="Times New Roman"/>
+          <w:noProof/>
           <w:sz w:val="28"/>
           <w:szCs w:val="28"/>
         </w:rPr>
@@ -27492,6 +27604,7 @@
       <w:r>
         <w:rPr>
           <w:rFonts w:ascii="Times New Roman" w:hAnsi="Times New Roman" w:cs="Times New Roman"/>
+          <w:noProof/>
           <w:sz w:val="28"/>
           <w:szCs w:val="28"/>
         </w:rPr>
@@ -30947,6 +31060,7 @@
   <w:style w:type="character" w:default="1" w:styleId="a1">
     <w:name w:val="Default Paragraph Font"/>
     <w:uiPriority w:val="1"/>
+    <w:semiHidden/>
     <w:unhideWhenUsed/>
   </w:style>
   <w:style w:type="table" w:default="1" w:styleId="a2">
